--- a/app/doc_templates/p2_standard_v1/M02_resolution_package_transfer_in_standard.docx
+++ b/app/doc_templates/p2_standard_v1/M02_resolution_package_transfer_in_standard.docx
@@ -176,7 +176,7 @@
                 <w:color w:val="111827"/>
                 <w:sz w:val="18"/>
               </w:rPr>
-              <w:t>Registered office</w:t>
+              <w:t>Meeting / signing venue</w:t>
             </w:r>
           </w:p>
         </w:tc>
@@ -197,7 +197,7 @@
                 <w:color w:val="111827"/>
                 <w:sz w:val="18"/>
               </w:rPr>
-              <w:t>{{company.registered_office_address}}</w:t>
+              <w:t>{{m02.meeting_place}}</w:t>
             </w:r>
           </w:p>
         </w:tc>
@@ -224,7 +224,7 @@
                 <w:color w:val="111827"/>
                 <w:sz w:val="18"/>
               </w:rPr>
-              <w:t>Existing service provider</w:t>
+              <w:t>Existing secretarial arrangement</w:t>
             </w:r>
           </w:p>
         </w:tc>
@@ -328,7 +328,7 @@
           <w:b w:val="0"/>
           <w:i w:val="0"/>
         </w:rPr>
-        <w:t>NOTICE IS HEREBY GIVEN that an Extraordinary General Meeting of the Company will be held at the registered office of the Company, or such other place as may be agreed by the members, on {{m02.effective_date}} at 10.00 a.m. for the purpose of considering and, if thought fit, passing the ordinary resolutions set out in this package, with or without modification.</w:t>
+        <w:t>NOTICE IS HEREBY GIVEN that an Extraordinary General Meeting of the Company will be held at {{m02.meeting_place}}, or such other place as may be agreed by the members, on {{m02.effective_date}} at 10.00 a.m. for the purpose of considering and, if thought fit, passing the ordinary resolutions set out in this package, with or without modification.</w:t>
       </w:r>
     </w:p>
     <w:p>
@@ -455,7 +455,7 @@
           <w:i w:val="0"/>
           <w:sz w:val="24"/>
         </w:rPr>
-        <w:t>CONSENT TO SHORTER NOTICE</w:t>
+        <w:t>CONSENT TO SHORTER NOTICE OF EXTRAORDINARY GENERAL MEETING</w:t>
       </w:r>
     </w:p>
     <w:p>
@@ -595,7 +595,7 @@
           <w:i w:val="0"/>
           <w:sz w:val="24"/>
         </w:rPr>
-        <w:t>MINUTES / WRITTEN RESOLUTION OF THE MEMBERS</w:t>
+        <w:t>MINUTES OF EXTRAORDINARY GENERAL MEETING OF THE MEMBERS</w:t>
       </w:r>
     </w:p>
     <w:p>
